--- a/docs/PE3101P - Assignment 2 Template.docx
+++ b/docs/PE3101P - Assignment 2 Template.docx
@@ -57,7 +57,7 @@
         <w:rPr>
           <w:noProof/>
         </w:rPr>
-        <w:t xml:space="preserve">Due Sunday 8 November 2026, 23:59</w:t>
+        <w:t xml:space="preserve">Due Tuesday 10 November 2026, 23:59</w:t>
       </w:r>
     </w:p>
     <w:p>
